--- a/GirlsStuff/21m/小说 二十一世纪魔法导引0.01-1.docx
+++ b/GirlsStuff/21m/小说 二十一世纪魔法导引0.01-1.docx
@@ -164,7 +164,7 @@
           <w:noProof/>
           <w:color w:val="3366FF"/>
         </w:rPr>
-        <w:t>2026年2月20日</w:t>
+        <w:t>2026年3月25日</w:t>
       </w:r>
       <w:r>
         <w:rPr>
@@ -236,7 +236,7 @@
           <w:noProof/>
           <w:color w:val="3366FF"/>
         </w:rPr>
-        <w:t>2026年2月20日</w:t>
+        <w:t>2026年3月25日</w:t>
       </w:r>
       <w:r>
         <w:rPr>
@@ -259,12 +259,12 @@
           <w:rFonts w:hint="eastAsia"/>
         </w:rPr>
         <w:sectPr>
-          <w:headerReference w:type="even" r:id="rId7"/>
-          <w:headerReference w:type="default" r:id="rId8"/>
-          <w:footerReference w:type="even" r:id="rId9"/>
-          <w:footerReference w:type="default" r:id="rId10"/>
-          <w:headerReference w:type="first" r:id="rId11"/>
-          <w:footerReference w:type="first" r:id="rId12"/>
+          <w:headerReference w:type="even" r:id="rId8"/>
+          <w:headerReference w:type="default" r:id="rId9"/>
+          <w:footerReference w:type="even" r:id="rId10"/>
+          <w:footerReference w:type="default" r:id="rId11"/>
+          <w:headerReference w:type="first" r:id="rId12"/>
+          <w:footerReference w:type="first" r:id="rId13"/>
           <w:pgSz w:w="11906" w:h="16838"/>
           <w:pgMar w:top="720" w:right="720" w:bottom="720" w:left="720" w:header="0" w:footer="0" w:gutter="0"/>
           <w:cols w:space="425"/>
@@ -289,7 +289,7 @@
       <w:bookmarkStart w:id="0" w:name="_Toc222338532"/>
       <w:bookmarkStart w:id="1" w:name="_Toc222338753"/>
       <w:bookmarkStart w:id="2" w:name="_Toc222338801"/>
-      <w:bookmarkStart w:id="3" w:name="_Toc222339076"/>
+      <w:bookmarkStart w:id="3" w:name="_Toc225350534"/>
       <w:r>
         <w:rPr>
           <w:rFonts w:hint="eastAsia"/>
@@ -352,7 +352,7 @@
           <w:noProof/>
           <w:color w:val="3366FF"/>
         </w:rPr>
-        <w:t>2026年2月20日</w:t>
+        <w:t>2026年3月25日</w:t>
       </w:r>
       <w:r>
         <w:rPr>
@@ -421,7 +421,7 @@
         <w:rPr>
           <w:rFonts w:hint="eastAsia"/>
         </w:rPr>
-        <w:instrText xml:space="preserve"> TOC \h \z \t "dpIndex,1,dpCpt,1" </w:instrText>
+        <w:instrText xml:space="preserve"> TOC \h \z \t "dpIndex,1,dpCpt,1,dpBit,2" </w:instrText>
       </w:r>
       <w:r>
         <w:rPr>
@@ -429,7 +429,7 @@
         </w:rPr>
         <w:fldChar w:fldCharType="separate"/>
       </w:r>
-      <w:hyperlink w:anchor="_Toc222339076" w:history="1">
+      <w:hyperlink w:anchor="_Toc225350534" w:history="1">
         <w:r>
           <w:rPr>
             <w:rStyle w:val="ae"/>
@@ -467,7 +467,7 @@
             <w:noProof/>
             <w:webHidden/>
           </w:rPr>
-          <w:instrText>PAGEREF _Toc222339076 \h</w:instrText>
+          <w:instrText>PAGEREF _Toc225350534 \h</w:instrText>
         </w:r>
         <w:r>
           <w:rPr>
@@ -526,7 +526,7 @@
           <w14:ligatures w14:val="standardContextual"/>
         </w:rPr>
       </w:pPr>
-      <w:hyperlink w:anchor="_Toc222339077" w:history="1">
+      <w:hyperlink w:anchor="_Toc225350535" w:history="1">
         <w:r>
           <w:rPr>
             <w:rStyle w:val="ae"/>
@@ -580,7 +580,7 @@
             <w:noProof/>
             <w:webHidden/>
           </w:rPr>
-          <w:instrText>PAGEREF _Toc222339077 \h</w:instrText>
+          <w:instrText>PAGEREF _Toc225350535 \h</w:instrText>
         </w:r>
         <w:r>
           <w:rPr>
@@ -625,13 +625,255 @@
     </w:p>
     <w:p>
       <w:pPr>
+        <w:pStyle w:val="TOC1"/>
+        <w:tabs>
+          <w:tab w:val="right" w:leader="dot" w:pos="10456"/>
+        </w:tabs>
+        <w:ind w:firstLine="720"/>
+        <w:rPr>
+          <w:rFonts w:eastAsiaTheme="minorEastAsia" w:cstheme="minorBidi" w:hint="eastAsia"/>
+          <w:noProof/>
+          <w:kern w:val="2"/>
+          <w:sz w:val="22"/>
+          <w:szCs w:val="24"/>
+          <w14:ligatures w14:val="standardContextual"/>
+        </w:rPr>
+      </w:pPr>
+      <w:hyperlink w:anchor="_Toc225350536" w:history="1">
+        <w:r>
+          <w:rPr>
+            <w:rStyle w:val="ae"/>
+            <w:rFonts w:hint="eastAsia"/>
+            <w:noProof/>
+          </w:rPr>
+          <w:t>第一章</w:t>
+        </w:r>
+        <w:r>
+          <w:rPr>
+            <w:rStyle w:val="ae"/>
+            <w:rFonts w:hint="eastAsia"/>
+            <w:noProof/>
+          </w:rPr>
+          <w:t xml:space="preserve"> </w:t>
+        </w:r>
+        <w:r>
+          <w:rPr>
+            <w:rStyle w:val="ae"/>
+            <w:rFonts w:hint="eastAsia"/>
+            <w:noProof/>
+          </w:rPr>
+          <w:t>误落尘网中</w:t>
+        </w:r>
+        <w:r>
+          <w:rPr>
+            <w:rFonts w:hint="eastAsia"/>
+            <w:noProof/>
+            <w:webHidden/>
+          </w:rPr>
+          <w:tab/>
+        </w:r>
+        <w:r>
+          <w:rPr>
+            <w:rFonts w:hint="eastAsia"/>
+            <w:noProof/>
+            <w:webHidden/>
+          </w:rPr>
+          <w:fldChar w:fldCharType="begin"/>
+        </w:r>
+        <w:r>
+          <w:rPr>
+            <w:rFonts w:hint="eastAsia"/>
+            <w:noProof/>
+            <w:webHidden/>
+          </w:rPr>
+          <w:instrText xml:space="preserve"> </w:instrText>
+        </w:r>
+        <w:r>
+          <w:rPr>
+            <w:noProof/>
+            <w:webHidden/>
+          </w:rPr>
+          <w:instrText>PAGEREF _Toc225350536 \h</w:instrText>
+        </w:r>
+        <w:r>
+          <w:rPr>
+            <w:rFonts w:hint="eastAsia"/>
+            <w:noProof/>
+            <w:webHidden/>
+          </w:rPr>
+          <w:instrText xml:space="preserve"> </w:instrText>
+        </w:r>
+        <w:r>
+          <w:rPr>
+            <w:rFonts w:hint="eastAsia"/>
+            <w:noProof/>
+            <w:webHidden/>
+          </w:rPr>
+        </w:r>
+        <w:r>
+          <w:rPr>
+            <w:rFonts w:hint="eastAsia"/>
+            <w:noProof/>
+            <w:webHidden/>
+          </w:rPr>
+          <w:fldChar w:fldCharType="separate"/>
+        </w:r>
+        <w:r>
+          <w:rPr>
+            <w:rFonts w:hint="eastAsia"/>
+            <w:noProof/>
+            <w:webHidden/>
+          </w:rPr>
+          <w:t>6</w:t>
+        </w:r>
+        <w:r>
+          <w:rPr>
+            <w:rFonts w:hint="eastAsia"/>
+            <w:noProof/>
+            <w:webHidden/>
+          </w:rPr>
+          <w:fldChar w:fldCharType="end"/>
+        </w:r>
+      </w:hyperlink>
+    </w:p>
+    <w:p>
+      <w:pPr>
+        <w:pStyle w:val="TOC2"/>
+        <w:tabs>
+          <w:tab w:val="right" w:leader="dot" w:pos="10456"/>
+        </w:tabs>
+        <w:ind w:firstLine="720"/>
+        <w:rPr>
+          <w:rFonts w:eastAsiaTheme="minorEastAsia" w:cstheme="minorBidi" w:hint="eastAsia"/>
+          <w:noProof/>
+          <w:kern w:val="2"/>
+          <w:sz w:val="22"/>
+          <w:szCs w:val="24"/>
+          <w14:ligatures w14:val="standardContextual"/>
+        </w:rPr>
+      </w:pPr>
+      <w:hyperlink w:anchor="_Toc225350537" w:history="1">
+        <w:r>
+          <w:rPr>
+            <w:rStyle w:val="ae"/>
+            <w:rFonts w:hint="eastAsia"/>
+            <w:noProof/>
+          </w:rPr>
+          <w:t>第</w:t>
+        </w:r>
+        <w:r>
+          <w:rPr>
+            <w:rStyle w:val="ae"/>
+            <w:rFonts w:hint="eastAsia"/>
+            <w:noProof/>
+          </w:rPr>
+          <w:t>01</w:t>
+        </w:r>
+        <w:r>
+          <w:rPr>
+            <w:rStyle w:val="ae"/>
+            <w:rFonts w:hint="eastAsia"/>
+            <w:noProof/>
+          </w:rPr>
+          <w:t>节</w:t>
+        </w:r>
+        <w:r>
+          <w:rPr>
+            <w:rStyle w:val="ae"/>
+            <w:rFonts w:hint="eastAsia"/>
+            <w:noProof/>
+          </w:rPr>
+          <w:t xml:space="preserve"> -&gt; </w:t>
+        </w:r>
+        <w:r>
+          <w:rPr>
+            <w:rStyle w:val="ae"/>
+            <w:rFonts w:hint="eastAsia"/>
+            <w:noProof/>
+          </w:rPr>
+          <w:t>天真无邪</w:t>
+        </w:r>
+        <w:r>
+          <w:rPr>
+            <w:rFonts w:hint="eastAsia"/>
+            <w:noProof/>
+            <w:webHidden/>
+          </w:rPr>
+          <w:tab/>
+        </w:r>
+        <w:r>
+          <w:rPr>
+            <w:rFonts w:hint="eastAsia"/>
+            <w:noProof/>
+            <w:webHidden/>
+          </w:rPr>
+          <w:fldChar w:fldCharType="begin"/>
+        </w:r>
+        <w:r>
+          <w:rPr>
+            <w:rFonts w:hint="eastAsia"/>
+            <w:noProof/>
+            <w:webHidden/>
+          </w:rPr>
+          <w:instrText xml:space="preserve"> </w:instrText>
+        </w:r>
+        <w:r>
+          <w:rPr>
+            <w:noProof/>
+            <w:webHidden/>
+          </w:rPr>
+          <w:instrText>PAGEREF _Toc225350537 \h</w:instrText>
+        </w:r>
+        <w:r>
+          <w:rPr>
+            <w:rFonts w:hint="eastAsia"/>
+            <w:noProof/>
+            <w:webHidden/>
+          </w:rPr>
+          <w:instrText xml:space="preserve"> </w:instrText>
+        </w:r>
+        <w:r>
+          <w:rPr>
+            <w:rFonts w:hint="eastAsia"/>
+            <w:noProof/>
+            <w:webHidden/>
+          </w:rPr>
+        </w:r>
+        <w:r>
+          <w:rPr>
+            <w:rFonts w:hint="eastAsia"/>
+            <w:noProof/>
+            <w:webHidden/>
+          </w:rPr>
+          <w:fldChar w:fldCharType="separate"/>
+        </w:r>
+        <w:r>
+          <w:rPr>
+            <w:rFonts w:hint="eastAsia"/>
+            <w:noProof/>
+            <w:webHidden/>
+          </w:rPr>
+          <w:t>6</w:t>
+        </w:r>
+        <w:r>
+          <w:rPr>
+            <w:rFonts w:hint="eastAsia"/>
+            <w:noProof/>
+            <w:webHidden/>
+          </w:rPr>
+          <w:fldChar w:fldCharType="end"/>
+        </w:r>
+      </w:hyperlink>
+    </w:p>
+    <w:p>
+      <w:pPr>
         <w:pStyle w:val="dpP"/>
         <w:ind w:firstLine="720"/>
         <w:rPr>
           <w:rFonts w:hint="eastAsia"/>
         </w:rPr>
         <w:sectPr>
-          <w:headerReference w:type="default" r:id="rId13"/>
+          <w:headerReference w:type="default" r:id="rId14"/>
           <w:pgSz w:w="11906" w:h="16838"/>
           <w:pgMar w:top="720" w:right="720" w:bottom="720" w:left="720" w:header="0" w:footer="0" w:gutter="0"/>
           <w:cols w:space="425"/>
@@ -640,7 +882,10 @@
       </w:pPr>
       <w:r>
         <w:rPr>
-          <w:rFonts w:hint="eastAsia"/>
+          <w:rFonts w:asciiTheme="minorHAnsi" w:hAnsiTheme="minorHAnsi" w:cs="Times New Roman" w:hint="eastAsia"/>
+          <w:kern w:val="0"/>
+          <w:szCs w:val="22"/>
+          <w14:ligatures w14:val="none"/>
         </w:rPr>
         <w:fldChar w:fldCharType="end"/>
       </w:r>
@@ -655,7 +900,7 @@
       <w:bookmarkStart w:id="4" w:name="_Toc222338533"/>
       <w:bookmarkStart w:id="5" w:name="_Toc222338754"/>
       <w:bookmarkStart w:id="6" w:name="_Toc222338802"/>
-      <w:bookmarkStart w:id="7" w:name="_Toc222339077"/>
+      <w:bookmarkStart w:id="7" w:name="_Toc225350535"/>
       <w:r>
         <w:rPr>
           <w:rFonts w:hint="eastAsia"/>
@@ -686,7 +931,21 @@
         <w:rPr>
           <w:rFonts w:hint="eastAsia"/>
         </w:rPr>
-        <w:t xml:space="preserve">新大陆广袤的荒漠终日不变的干旱，枯竭，了无生机。只有蝎子毒蛇，枯草团，干枯的树枝，和在各个阴凉处丛生的枯黄色的杂草与天地作伴，可能还要与天地同寿。  </w:t>
+        <w:t>新大陆广袤的荒漠终日不变的干旱，枯竭，了无生机。只有蝎子毒蛇，枯草团，干枯的树枝，和在各个阴凉处丛生的枯黄色的杂草与天地</w:t>
+      </w:r>
+      <w:proofErr w:type="gramStart"/>
+      <w:r>
+        <w:rPr>
+          <w:rFonts w:hint="eastAsia"/>
+        </w:rPr>
+        <w:t>作伴</w:t>
+      </w:r>
+      <w:proofErr w:type="gramEnd"/>
+      <w:r>
+        <w:rPr>
+          <w:rFonts w:hint="eastAsia"/>
+        </w:rPr>
+        <w:t xml:space="preserve">，可能还要与天地同寿。  </w:t>
       </w:r>
     </w:p>
     <w:p>
@@ -716,7 +975,21 @@
         <w:rPr>
           <w:rFonts w:hint="eastAsia"/>
         </w:rPr>
-        <w:t xml:space="preserve">大地被烤白了，没有水分，只有热浪滚滚前进。老约翰压着眼皮，不敢低头，抬着头看着前方不断变换的地形。远处光线被空气扭曲形成湍流，他额头上连汗都感觉不到，只是感觉到周身的皮肤上很炙热。他浑身已经湿透了。  </w:t>
+        <w:t>大地</w:t>
+      </w:r>
+      <w:proofErr w:type="gramStart"/>
+      <w:r>
+        <w:rPr>
+          <w:rFonts w:hint="eastAsia"/>
+        </w:rPr>
+        <w:t>被烤白了</w:t>
+      </w:r>
+      <w:proofErr w:type="gramEnd"/>
+      <w:r>
+        <w:rPr>
+          <w:rFonts w:hint="eastAsia"/>
+        </w:rPr>
+        <w:t xml:space="preserve">，没有水分，只有热浪滚滚前进。老约翰压着眼皮，不敢低头，抬着头看着前方不断变换的地形。远处光线被空气扭曲形成湍流，他额头上连汗都感觉不到，只是感觉到周身的皮肤上很炙热。他浑身已经湿透了。  </w:t>
       </w:r>
     </w:p>
     <w:p>
@@ -746,7 +1019,19 @@
         <w:rPr>
           <w:rFonts w:hint="eastAsia"/>
         </w:rPr>
-        <w:t xml:space="preserve">他们后面还有队伍吗？还有的。但是有点远，也是好几辆马车聚集在一起，落单了，前后几十英里，中间就他们一架，行进在荒漠的中间。  </w:t>
+        <w:t>他们后面还有队伍吗？还有的。但是有点远，也是好几辆马车聚集在一起</w:t>
+      </w:r>
+      <w:r>
+        <w:rPr>
+          <w:rFonts w:hint="eastAsia"/>
+        </w:rPr>
+        <w:t>。</w:t>
+      </w:r>
+      <w:r>
+        <w:rPr>
+          <w:rFonts w:hint="eastAsia"/>
+        </w:rPr>
+        <w:t xml:space="preserve">落单了，前后几十英里，中间就他们一架，行进在荒漠的中间。  </w:t>
       </w:r>
     </w:p>
     <w:p>
@@ -828,7 +1113,21 @@
         <w:rPr>
           <w:rFonts w:hint="eastAsia"/>
         </w:rPr>
-        <w:t xml:space="preserve">一路上他们都能循着大队伍的痕迹，紧紧地贴着。但不知道为什么，老约翰握着缰绳的手越来越抖，他的眼神开始游离，马儿差点踩到坑里，他回过神来。  </w:t>
+        <w:t>一路上他们</w:t>
+      </w:r>
+      <w:proofErr w:type="gramStart"/>
+      <w:r>
+        <w:rPr>
+          <w:rFonts w:hint="eastAsia"/>
+        </w:rPr>
+        <w:t>都能循着</w:t>
+      </w:r>
+      <w:proofErr w:type="gramEnd"/>
+      <w:r>
+        <w:rPr>
+          <w:rFonts w:hint="eastAsia"/>
+        </w:rPr>
+        <w:t xml:space="preserve">大队伍的痕迹，紧紧地贴着。但不知道为什么，老约翰握着缰绳的手越来越抖，他的眼神开始游离，马儿差点踩到坑里，他回过神来。  </w:t>
       </w:r>
     </w:p>
     <w:p>
@@ -858,7 +1157,35 @@
         <w:rPr>
           <w:rFonts w:hint="eastAsia"/>
         </w:rPr>
-        <w:t xml:space="preserve">正午时分他们刚吃完饭准备前进的时候，远处传来了马蹄的提踏声，约翰顿感不妙，于是马车解了套，一家人都坐上了马背。  </w:t>
+        <w:t>正午时分他们刚吃完</w:t>
+      </w:r>
+      <w:proofErr w:type="gramStart"/>
+      <w:r>
+        <w:rPr>
+          <w:rFonts w:hint="eastAsia"/>
+        </w:rPr>
+        <w:t>饭准备</w:t>
+      </w:r>
+      <w:proofErr w:type="gramEnd"/>
+      <w:r>
+        <w:rPr>
+          <w:rFonts w:hint="eastAsia"/>
+        </w:rPr>
+        <w:t>前进的时候，远处传来了马蹄的</w:t>
+      </w:r>
+      <w:proofErr w:type="gramStart"/>
+      <w:r>
+        <w:rPr>
+          <w:rFonts w:hint="eastAsia"/>
+        </w:rPr>
+        <w:t>提踏声</w:t>
+      </w:r>
+      <w:proofErr w:type="gramEnd"/>
+      <w:r>
+        <w:rPr>
+          <w:rFonts w:hint="eastAsia"/>
+        </w:rPr>
+        <w:t xml:space="preserve">，约翰顿感不妙，于是马车解了套，一家人都坐上了马背。  </w:t>
       </w:r>
     </w:p>
     <w:p>
@@ -918,22 +1245,64 @@
         <w:rPr>
           <w:rFonts w:hint="eastAsia"/>
         </w:rPr>
-        <w:t xml:space="preserve">老约翰的心马上开始剧烈地跳动起来。但他只管有规律地挥舞和把握着缰绳，朝着大队伍的方向突进着。  </w:t>
-      </w:r>
-    </w:p>
-    <w:p>
-      <w:pPr>
-        <w:pStyle w:val="dpP"/>
-        <w:ind w:firstLine="720"/>
-        <w:rPr>
-          <w:rFonts w:hint="eastAsia"/>
-        </w:rPr>
-      </w:pPr>
-      <w:r>
-        <w:rPr>
-          <w:rFonts w:hint="eastAsia"/>
-        </w:rPr>
-        <w:t xml:space="preserve">那些原住民已经从四面八方把约翰一家人给包围住了，虽然这个包围圈目前还很疏松。等到老约翰再跑近点时，他看到那些原住民装备了长枪。“该死！”他一只手拿着缰绳，另一只手从腰带里把燧发枪掏出来。  </w:t>
+        <w:t>老约翰的心马上开始剧烈地跳动起来。但他</w:t>
+      </w:r>
+      <w:proofErr w:type="gramStart"/>
+      <w:r>
+        <w:rPr>
+          <w:rFonts w:hint="eastAsia"/>
+        </w:rPr>
+        <w:t>只管有</w:t>
+      </w:r>
+      <w:proofErr w:type="gramEnd"/>
+      <w:r>
+        <w:rPr>
+          <w:rFonts w:hint="eastAsia"/>
+        </w:rPr>
+        <w:t>规律地挥舞和把握着缰绳，朝着大队伍的方向</w:t>
+      </w:r>
+      <w:proofErr w:type="gramStart"/>
+      <w:r>
+        <w:rPr>
+          <w:rFonts w:hint="eastAsia"/>
+        </w:rPr>
+        <w:t>突进着</w:t>
+      </w:r>
+      <w:proofErr w:type="gramEnd"/>
+      <w:r>
+        <w:rPr>
+          <w:rFonts w:hint="eastAsia"/>
+        </w:rPr>
+        <w:t xml:space="preserve">。  </w:t>
+      </w:r>
+    </w:p>
+    <w:p>
+      <w:pPr>
+        <w:pStyle w:val="dpP"/>
+        <w:ind w:firstLine="720"/>
+        <w:rPr>
+          <w:rFonts w:hint="eastAsia"/>
+        </w:rPr>
+      </w:pPr>
+      <w:r>
+        <w:rPr>
+          <w:rFonts w:hint="eastAsia"/>
+        </w:rPr>
+        <w:t>那些原住民已经从四面八方把约翰一家人给包围住了，虽然这个包围圈目前还很疏松。等到老约翰再跑近点时，他看到那些原住民装备了长枪。“该死！”他一只手拿着缰绳，另一只手从腰带里把</w:t>
+      </w:r>
+      <w:proofErr w:type="gramStart"/>
+      <w:r>
+        <w:rPr>
+          <w:rFonts w:hint="eastAsia"/>
+        </w:rPr>
+        <w:t>燧发枪掏出来</w:t>
+      </w:r>
+      <w:proofErr w:type="gramEnd"/>
+      <w:r>
+        <w:rPr>
+          <w:rFonts w:hint="eastAsia"/>
+        </w:rPr>
+        <w:t xml:space="preserve">。  </w:t>
       </w:r>
     </w:p>
     <w:p>
@@ -963,7 +1332,63 @@
         <w:rPr>
           <w:rFonts w:hint="eastAsia"/>
         </w:rPr>
-        <w:t xml:space="preserve">过了一阵，老约翰几乎是贴过两个面向着他的原住民，但危险还没有解除。原住民们开始变换着策略，继续困死着约翰一家人。老约翰直接把他手上那把燧发枪丢了，他伸手去拿他腰间的零一把枪，他转过头去，“啪！”原住民又开枪了，约翰一家伏着身子，依然没被打中。老约翰一边挥舞缰绳，一边转过身去瞄准。“啪！”，“啪！”，“啪！”现场一片嘈杂，一阵枪声，马蹄声，嘶吼声——  </w:t>
+        <w:t>过了一阵，老约翰几乎是贴过两个面向着他的原住民，但危险还没有解除。原住民们开始变换着策略，继续</w:t>
+      </w:r>
+      <w:proofErr w:type="gramStart"/>
+      <w:r>
+        <w:rPr>
+          <w:rFonts w:hint="eastAsia"/>
+        </w:rPr>
+        <w:t>困死着</w:t>
+      </w:r>
+      <w:proofErr w:type="gramEnd"/>
+      <w:r>
+        <w:rPr>
+          <w:rFonts w:hint="eastAsia"/>
+        </w:rPr>
+        <w:t>约翰一家人。老约翰直接把他手上那把</w:t>
+      </w:r>
+      <w:proofErr w:type="gramStart"/>
+      <w:r>
+        <w:rPr>
+          <w:rFonts w:hint="eastAsia"/>
+        </w:rPr>
+        <w:t>燧发枪丢了</w:t>
+      </w:r>
+      <w:proofErr w:type="gramEnd"/>
+      <w:r>
+        <w:rPr>
+          <w:rFonts w:hint="eastAsia"/>
+        </w:rPr>
+        <w:t>，他伸手去拿他腰间的</w:t>
+      </w:r>
+      <w:proofErr w:type="gramStart"/>
+      <w:r>
+        <w:rPr>
+          <w:rFonts w:hint="eastAsia"/>
+        </w:rPr>
+        <w:t>零一</w:t>
+      </w:r>
+      <w:proofErr w:type="gramEnd"/>
+      <w:r>
+        <w:rPr>
+          <w:rFonts w:hint="eastAsia"/>
+        </w:rPr>
+        <w:t>把枪，他转过头去，“啪！”原住民又开枪了，约翰一家伏着身子，依然没被打中。老约翰一边挥舞缰绳，一边转过身去瞄准。“啪！”，“啪！”，“啪！”现场一片嘈杂，一阵枪声，马蹄声，</w:t>
+      </w:r>
+      <w:proofErr w:type="gramStart"/>
+      <w:r>
+        <w:rPr>
+          <w:rFonts w:hint="eastAsia"/>
+        </w:rPr>
+        <w:t>嘶吼声</w:t>
+      </w:r>
+      <w:proofErr w:type="gramEnd"/>
+      <w:r>
+        <w:rPr>
+          <w:rFonts w:hint="eastAsia"/>
+        </w:rPr>
+        <w:t xml:space="preserve">——  </w:t>
       </w:r>
     </w:p>
     <w:p>
@@ -993,7 +1418,21 @@
         <w:rPr>
           <w:rFonts w:hint="eastAsia"/>
         </w:rPr>
-        <w:t xml:space="preserve">老约翰开了一枪，原住民也开枪了。老约翰被打中了，老约翰先摔下马，然后马也摔翻了，约翰太太和小约翰滚成一团。  </w:t>
+        <w:t>老约翰开了一枪，原住民也开枪了。老约翰被打中了，老</w:t>
+      </w:r>
+      <w:proofErr w:type="gramStart"/>
+      <w:r>
+        <w:rPr>
+          <w:rFonts w:hint="eastAsia"/>
+        </w:rPr>
+        <w:t>约翰先摔下马</w:t>
+      </w:r>
+      <w:proofErr w:type="gramEnd"/>
+      <w:r>
+        <w:rPr>
+          <w:rFonts w:hint="eastAsia"/>
+        </w:rPr>
+        <w:t xml:space="preserve">，然后马也摔翻了，约翰太太和小约翰滚成一团。  </w:t>
       </w:r>
     </w:p>
     <w:p>
@@ -1009,7 +1448,21 @@
           <w:rFonts w:hint="eastAsia"/>
         </w:rPr>
         <w:lastRenderedPageBreak/>
-        <w:t xml:space="preserve">老约翰喘不过气来了，嘴里吐着血。原住民越来越近，小约翰爬起来走到老约翰跟前，手里拿着一块粉红色的晶石，他越过老约翰，  </w:t>
+        <w:t>老约翰喘不过气来了，嘴里吐着血。原住民越来越近，小约翰爬起来</w:t>
+      </w:r>
+      <w:proofErr w:type="gramStart"/>
+      <w:r>
+        <w:rPr>
+          <w:rFonts w:hint="eastAsia"/>
+        </w:rPr>
+        <w:t>走到老</w:t>
+      </w:r>
+      <w:proofErr w:type="gramEnd"/>
+      <w:r>
+        <w:rPr>
+          <w:rFonts w:hint="eastAsia"/>
+        </w:rPr>
+        <w:t xml:space="preserve">约翰跟前，手里拿着一块粉红色的晶石，他越过老约翰，  </w:t>
       </w:r>
     </w:p>
     <w:p>
@@ -1039,7 +1492,21 @@
         <w:rPr>
           <w:rFonts w:hint="eastAsia"/>
         </w:rPr>
-        <w:t xml:space="preserve">他举起那块粉红色的宝石，前面跑得快的几个原住民直接摔下马，滚成一团，其他原住民也慢慢减速，走不动道了。  </w:t>
+        <w:t>他举起那块粉红色的宝石，前面跑得快的几个原住</w:t>
+      </w:r>
+      <w:proofErr w:type="gramStart"/>
+      <w:r>
+        <w:rPr>
+          <w:rFonts w:hint="eastAsia"/>
+        </w:rPr>
+        <w:t>民直接摔</w:t>
+      </w:r>
+      <w:proofErr w:type="gramEnd"/>
+      <w:r>
+        <w:rPr>
+          <w:rFonts w:hint="eastAsia"/>
+        </w:rPr>
+        <w:t xml:space="preserve">下马，滚成一团，其他原住民也慢慢减速，走不动道了。  </w:t>
       </w:r>
     </w:p>
     <w:p>
@@ -1189,8 +1656,558 @@
         <w:t xml:space="preserve">自此之后，人类将进入一个新的时代。一个属于新世界，新秩序的新时代。  </w:t>
       </w:r>
     </w:p>
+    <w:p>
+      <w:pPr>
+        <w:widowControl/>
+        <w:rPr>
+          <w:rFonts w:hint="eastAsia"/>
+        </w:rPr>
+        <w:sectPr>
+          <w:headerReference w:type="default" r:id="rId15"/>
+          <w:footerReference w:type="default" r:id="rId16"/>
+          <w:pgSz w:w="11906" w:h="16838"/>
+          <w:pgMar w:top="720" w:right="720" w:bottom="720" w:left="720" w:header="0" w:footer="0" w:gutter="0"/>
+          <w:cols w:space="425"/>
+          <w:docGrid w:type="lines" w:linePitch="598"/>
+        </w:sectPr>
+      </w:pPr>
+    </w:p>
+    <w:p>
+      <w:pPr>
+        <w:pStyle w:val="dpCpt"/>
+        <w:rPr>
+          <w:rFonts w:hint="eastAsia"/>
+        </w:rPr>
+      </w:pPr>
+      <w:bookmarkStart w:id="8" w:name="_Toc225350536"/>
+      <w:r>
+        <w:rPr>
+          <w:rFonts w:hint="eastAsia"/>
+        </w:rPr>
+        <w:lastRenderedPageBreak/>
+        <w:t>第一章 误落尘网中</w:t>
+      </w:r>
+      <w:bookmarkEnd w:id="8"/>
+    </w:p>
+    <w:p>
+      <w:pPr>
+        <w:pStyle w:val="dpBit"/>
+        <w:rPr>
+          <w:rFonts w:hint="eastAsia"/>
+        </w:rPr>
+      </w:pPr>
+      <w:bookmarkStart w:id="9" w:name="_Toc225350537"/>
+      <w:r>
+        <w:rPr>
+          <w:rFonts w:hint="eastAsia"/>
+        </w:rPr>
+        <w:t>第01节 -&gt; 天真无邪</w:t>
+      </w:r>
+      <w:bookmarkEnd w:id="9"/>
+    </w:p>
+    <w:p>
+      <w:pPr>
+        <w:pStyle w:val="dpP"/>
+        <w:ind w:firstLine="720"/>
+        <w:rPr>
+          <w:rFonts w:hint="eastAsia"/>
+        </w:rPr>
+      </w:pPr>
+      <w:r>
+        <w:rPr>
+          <w:rFonts w:hint="eastAsia"/>
+        </w:rPr>
+        <w:t>林</w:t>
+      </w:r>
+      <w:proofErr w:type="gramStart"/>
+      <w:r>
+        <w:rPr>
+          <w:rFonts w:hint="eastAsia"/>
+        </w:rPr>
+        <w:t>依依是</w:t>
+      </w:r>
+      <w:proofErr w:type="gramEnd"/>
+      <w:r>
+        <w:rPr>
+          <w:rFonts w:hint="eastAsia"/>
+        </w:rPr>
+        <w:t xml:space="preserve">一位十六岁的花季少女。  </w:t>
+      </w:r>
+    </w:p>
+    <w:p>
+      <w:pPr>
+        <w:pStyle w:val="dpP"/>
+        <w:ind w:firstLine="720"/>
+        <w:rPr>
+          <w:rFonts w:hint="eastAsia"/>
+        </w:rPr>
+      </w:pPr>
+      <w:r>
+        <w:rPr>
+          <w:rFonts w:hint="eastAsia"/>
+        </w:rPr>
+        <w:t xml:space="preserve">她一天到晚都蹦来跳去的，总是动个不停。她的眼睛，一天到晚总是随着大大的脑袋上下，左右摆动，还时常扬起她一头黑色的秀发。  </w:t>
+      </w:r>
+    </w:p>
+    <w:p>
+      <w:pPr>
+        <w:pStyle w:val="dpP"/>
+        <w:ind w:firstLine="720"/>
+        <w:rPr>
+          <w:rFonts w:hint="eastAsia"/>
+        </w:rPr>
+      </w:pPr>
+      <w:r>
+        <w:rPr>
+          <w:rFonts w:hint="eastAsia"/>
+        </w:rPr>
+        <w:t>她单眼皮耷拉着，但又不显得无聊，时常</w:t>
+      </w:r>
+      <w:proofErr w:type="gramStart"/>
+      <w:r>
+        <w:rPr>
+          <w:rFonts w:hint="eastAsia"/>
+        </w:rPr>
+        <w:t>一</w:t>
+      </w:r>
+      <w:proofErr w:type="gramEnd"/>
+      <w:r>
+        <w:rPr>
+          <w:rFonts w:hint="eastAsia"/>
+        </w:rPr>
+        <w:t xml:space="preserve">眨一眨的，然后被活泼生趣的神情给拉动起来。她是一头乌黑秀丽的长直发，很少扎辫子，就散着头发，但是经常夹两个白色，带着粉红色小花的小发夹。她一活动起来，她整个人的衣服头发就糊成一团，到处乱飞，让人老眼昏花看不清。  </w:t>
+      </w:r>
+    </w:p>
+    <w:p>
+      <w:pPr>
+        <w:pStyle w:val="dpP"/>
+        <w:ind w:firstLine="720"/>
+        <w:rPr>
+          <w:rFonts w:hint="eastAsia"/>
+        </w:rPr>
+      </w:pPr>
+      <w:r>
+        <w:rPr>
+          <w:rFonts w:hint="eastAsia"/>
+        </w:rPr>
+        <w:t>她是</w:t>
+      </w:r>
+      <w:proofErr w:type="gramStart"/>
+      <w:r>
+        <w:rPr>
+          <w:rFonts w:hint="eastAsia"/>
+        </w:rPr>
+        <w:t>林获聚</w:t>
+      </w:r>
+      <w:proofErr w:type="gramEnd"/>
+      <w:r>
+        <w:rPr>
+          <w:rFonts w:hint="eastAsia"/>
+        </w:rPr>
+        <w:t>的女儿，家庭住址为广川</w:t>
+      </w:r>
+      <w:proofErr w:type="gramStart"/>
+      <w:r>
+        <w:rPr>
+          <w:rFonts w:hint="eastAsia"/>
+        </w:rPr>
+        <w:t>省神仁府</w:t>
+      </w:r>
+      <w:proofErr w:type="gramEnd"/>
+      <w:r>
+        <w:rPr>
+          <w:rFonts w:hint="eastAsia"/>
+        </w:rPr>
+        <w:t>真神</w:t>
+      </w:r>
+      <w:proofErr w:type="gramStart"/>
+      <w:r>
+        <w:rPr>
+          <w:rFonts w:hint="eastAsia"/>
+        </w:rPr>
+        <w:t>市道官区体育</w:t>
+      </w:r>
+      <w:proofErr w:type="gramEnd"/>
+      <w:r>
+        <w:rPr>
+          <w:rFonts w:hint="eastAsia"/>
+        </w:rPr>
+        <w:t xml:space="preserve">路10号7座103，老市区了。真神市道官区，和周围的市政机关，老市区，老小区，老城街巷，就因而从小成为了这一位天真少女从小涉足的游园天地。  </w:t>
+      </w:r>
+    </w:p>
+    <w:p>
+      <w:pPr>
+        <w:pStyle w:val="dpP"/>
+        <w:ind w:firstLine="720"/>
+        <w:rPr>
+          <w:rFonts w:hint="eastAsia"/>
+        </w:rPr>
+      </w:pPr>
+      <w:r>
+        <w:rPr>
+          <w:rFonts w:hint="eastAsia"/>
+        </w:rPr>
+        <w:t>另一位名</w:t>
+      </w:r>
+      <w:proofErr w:type="gramStart"/>
+      <w:r>
+        <w:rPr>
+          <w:rFonts w:hint="eastAsia"/>
+        </w:rPr>
+        <w:t>为安鲤梨的</w:t>
+      </w:r>
+      <w:proofErr w:type="gramEnd"/>
+      <w:r>
+        <w:rPr>
+          <w:rFonts w:hint="eastAsia"/>
+        </w:rPr>
+        <w:t xml:space="preserve">同龄少女，是她从小学，到高中的同学，也是她的对门邻居。当然，更重要的是，他们二位是从小到大，形影不离的亲密玩伴。  </w:t>
+      </w:r>
+    </w:p>
+    <w:p>
+      <w:pPr>
+        <w:pStyle w:val="dpP"/>
+        <w:ind w:firstLine="720"/>
+        <w:rPr>
+          <w:rFonts w:hint="eastAsia"/>
+        </w:rPr>
+      </w:pPr>
+      <w:r>
+        <w:rPr>
+          <w:rFonts w:hint="eastAsia"/>
+        </w:rPr>
+        <w:t>说起来这二位叫起来也是有意思了。一位林依依，零一一等于</w:t>
+      </w:r>
+      <w:proofErr w:type="gramStart"/>
+      <w:r>
+        <w:rPr>
+          <w:rFonts w:hint="eastAsia"/>
+        </w:rPr>
+        <w:t>一</w:t>
+      </w:r>
+      <w:proofErr w:type="gramEnd"/>
+      <w:r>
+        <w:rPr>
+          <w:rFonts w:hint="eastAsia"/>
+        </w:rPr>
+        <w:t xml:space="preserve">，外号称作零一；另一位安鲤梨，意义不明，据说是出生的时候看到医院外面在开梨花，然后鲤鱼池里面游鲤鱼，所以外号就叫梨花了，但是为什么不叫鲤鱼呢？  </w:t>
+      </w:r>
+    </w:p>
+    <w:p>
+      <w:pPr>
+        <w:pStyle w:val="dpP"/>
+        <w:ind w:firstLine="720"/>
+        <w:rPr>
+          <w:rFonts w:hint="eastAsia"/>
+        </w:rPr>
+      </w:pPr>
+      <w:r>
+        <w:rPr>
+          <w:rFonts w:hint="eastAsia"/>
+        </w:rPr>
+        <w:t xml:space="preserve">今天是2005年9月17日星期六。二人相约在百花广场游玩。这里有一家麦当劳，排队的人群有穿T恤的，有穿牛仔裤的，有穿正装的，也有穿校服的，短发长发染发，一人两人成群。二人在店门口从店员手里拿了打好排孔，便于手撕成小片的优惠券以后推开重重的玻璃门进店，前台已经排起了长长的队伍，店里也没什么空位置了。  </w:t>
+      </w:r>
+    </w:p>
+    <w:p>
+      <w:pPr>
+        <w:pStyle w:val="dpP"/>
+        <w:ind w:firstLine="720"/>
+        <w:rPr>
+          <w:rFonts w:hint="eastAsia"/>
+        </w:rPr>
+      </w:pPr>
+      <w:r>
+        <w:rPr>
+          <w:rFonts w:hint="eastAsia"/>
+        </w:rPr>
+        <w:t xml:space="preserve">“零一！我先去找位置！”  </w:t>
+      </w:r>
+    </w:p>
+    <w:p>
+      <w:pPr>
+        <w:pStyle w:val="dpP"/>
+        <w:ind w:firstLine="720"/>
+        <w:rPr>
+          <w:rFonts w:hint="eastAsia"/>
+        </w:rPr>
+      </w:pPr>
+      <w:r>
+        <w:rPr>
+          <w:rFonts w:hint="eastAsia"/>
+        </w:rPr>
+        <w:t xml:space="preserve">“哦！——你要吃啥？”  </w:t>
+      </w:r>
+    </w:p>
+    <w:p>
+      <w:pPr>
+        <w:pStyle w:val="dpP"/>
+        <w:ind w:firstLine="720"/>
+        <w:rPr>
+          <w:rFonts w:hint="eastAsia"/>
+        </w:rPr>
+      </w:pPr>
+      <w:r>
+        <w:rPr>
+          <w:rFonts w:hint="eastAsia"/>
+        </w:rPr>
+        <w:t>“欸...我看看...”</w:t>
+      </w:r>
+      <w:proofErr w:type="gramStart"/>
+      <w:r>
+        <w:rPr>
+          <w:rFonts w:hint="eastAsia"/>
+        </w:rPr>
+        <w:t>安鲤梨拿起</w:t>
+      </w:r>
+      <w:proofErr w:type="gramEnd"/>
+      <w:r>
+        <w:rPr>
+          <w:rFonts w:hint="eastAsia"/>
+        </w:rPr>
+        <w:t>手中那张很有质感的打孔油印手</w:t>
+      </w:r>
+      <w:r>
+        <w:rPr>
+          <w:rFonts w:hint="eastAsia"/>
+        </w:rPr>
+        <w:lastRenderedPageBreak/>
+        <w:t>撕优惠券，“这个，猪柳蛋麦满分配豆浆”，她横着一撕，把那一大半优惠券都撕开，然后把在中间的</w:t>
+      </w:r>
+      <w:proofErr w:type="gramStart"/>
+      <w:r>
+        <w:rPr>
+          <w:rFonts w:hint="eastAsia"/>
+        </w:rPr>
+        <w:t>一小块给裁下来</w:t>
+      </w:r>
+      <w:proofErr w:type="gramEnd"/>
+      <w:r>
+        <w:rPr>
+          <w:rFonts w:hint="eastAsia"/>
+        </w:rPr>
+        <w:t>，“再来</w:t>
+      </w:r>
+      <w:proofErr w:type="gramStart"/>
+      <w:r>
+        <w:rPr>
+          <w:rFonts w:hint="eastAsia"/>
+        </w:rPr>
+        <w:t>个</w:t>
+      </w:r>
+      <w:proofErr w:type="gramEnd"/>
+      <w:r>
+        <w:rPr>
+          <w:rFonts w:hint="eastAsia"/>
+        </w:rPr>
+        <w:t xml:space="preserve">甜筒。”  </w:t>
+      </w:r>
+    </w:p>
+    <w:p>
+      <w:pPr>
+        <w:pStyle w:val="dpP"/>
+        <w:ind w:firstLine="720"/>
+        <w:rPr>
+          <w:rFonts w:hint="eastAsia"/>
+        </w:rPr>
+      </w:pPr>
+      <w:r>
+        <w:rPr>
+          <w:rFonts w:hint="eastAsia"/>
+        </w:rPr>
+        <w:t>林依依于是去排队，安</w:t>
+      </w:r>
+      <w:proofErr w:type="gramStart"/>
+      <w:r>
+        <w:rPr>
+          <w:rFonts w:hint="eastAsia"/>
+        </w:rPr>
+        <w:t>鲤梨找</w:t>
+      </w:r>
+      <w:proofErr w:type="gramEnd"/>
+      <w:r>
+        <w:rPr>
+          <w:rFonts w:hint="eastAsia"/>
+        </w:rPr>
+        <w:t>了个空的排座坐下。九月中旬，对</w:t>
+      </w:r>
+      <w:proofErr w:type="gramStart"/>
+      <w:r>
+        <w:rPr>
+          <w:rFonts w:hint="eastAsia"/>
+        </w:rPr>
+        <w:t>神仁府</w:t>
+      </w:r>
+      <w:proofErr w:type="gramEnd"/>
+      <w:r>
+        <w:rPr>
+          <w:rFonts w:hint="eastAsia"/>
+        </w:rPr>
+        <w:t>这</w:t>
+      </w:r>
+      <w:proofErr w:type="gramStart"/>
+      <w:r>
+        <w:rPr>
+          <w:rFonts w:hint="eastAsia"/>
+        </w:rPr>
+        <w:t>座南</w:t>
+      </w:r>
+      <w:proofErr w:type="gramEnd"/>
+      <w:r>
+        <w:rPr>
+          <w:rFonts w:hint="eastAsia"/>
+        </w:rPr>
+        <w:t xml:space="preserve">方城市来说还是夏日，连秋冬的边都没碰着；周六的早晨，阳光从麦当劳通透的落地窗中透射进餐厅内，照亮着形形色色，熙熙攘攘的人群。空调开得很凉快，餐厅里很舒服。  </w:t>
+      </w:r>
+    </w:p>
+    <w:p>
+      <w:pPr>
+        <w:pStyle w:val="dpP"/>
+        <w:ind w:firstLine="720"/>
+        <w:rPr>
+          <w:rFonts w:hint="eastAsia"/>
+        </w:rPr>
+      </w:pPr>
+      <w:r>
+        <w:rPr>
+          <w:rFonts w:hint="eastAsia"/>
+        </w:rPr>
+        <w:t>林依依一只手拿着托盘的一边，上面带着两人份的早餐，另一只手拿着托盘的另一边和一只甜筒，小心翼翼地走过来。虽然她给人感觉像一只蛰伏的猫咪，下一步就要跳起来，但她还是稳稳当当地把托盘拿到了安</w:t>
+      </w:r>
+      <w:proofErr w:type="gramStart"/>
+      <w:r>
+        <w:rPr>
+          <w:rFonts w:hint="eastAsia"/>
+        </w:rPr>
+        <w:t>鲤梨所在</w:t>
+      </w:r>
+      <w:proofErr w:type="gramEnd"/>
+      <w:r>
+        <w:rPr>
+          <w:rFonts w:hint="eastAsia"/>
+        </w:rPr>
+        <w:t xml:space="preserve">的位置，窗边的一个卡座。  </w:t>
+      </w:r>
+    </w:p>
+    <w:p>
+      <w:pPr>
+        <w:pStyle w:val="dpP"/>
+        <w:ind w:firstLine="720"/>
+        <w:rPr>
+          <w:rFonts w:hint="eastAsia"/>
+        </w:rPr>
+      </w:pPr>
+      <w:r>
+        <w:rPr>
+          <w:rFonts w:hint="eastAsia"/>
+        </w:rPr>
+        <w:t xml:space="preserve">她们坐在窗边吃着，一边聊着各种生活中，学校里发生的各种趣事。今天是周六，她们身后的座位上坐着一位身穿西装，面容憔悴中年男人，一只手撑着头，时不时用另一只手掐一掐鼻梁，深深地闭上眼然后缓缓地揉眼皮，时不时还要搓搓眉毛。他面前的报纸上的头版上是一篇讣告：环圆异事委员会总会长李显达于今日凌晨去世。各界人士均表达了深深地遗憾，不过，  </w:t>
+      </w:r>
+    </w:p>
+    <w:p>
+      <w:pPr>
+        <w:pStyle w:val="dpP"/>
+        <w:ind w:firstLine="720"/>
+        <w:rPr>
+          <w:rFonts w:hint="eastAsia"/>
+        </w:rPr>
+      </w:pPr>
+      <w:r>
+        <w:rPr>
+          <w:rFonts w:hint="eastAsia"/>
+        </w:rPr>
+        <w:t>林依依从卡座上站到餐桌旁，一只手叉着腰，另一只手握拳伸到面前，把整个身子俯到前面来，头仰着，“你看，她当时就是这样的——”于是她们二人便大笑起来，笑得前翻后仰的，安</w:t>
+      </w:r>
+      <w:proofErr w:type="gramStart"/>
+      <w:r>
+        <w:rPr>
+          <w:rFonts w:hint="eastAsia"/>
+        </w:rPr>
+        <w:t>鲤梨一直</w:t>
+      </w:r>
+      <w:proofErr w:type="gramEnd"/>
+      <w:r>
+        <w:rPr>
+          <w:rFonts w:hint="eastAsia"/>
+        </w:rPr>
+        <w:t xml:space="preserve">在拍桌子，林依依一直在跺脚，她们的头发飞得到处都是。  </w:t>
+      </w:r>
+    </w:p>
+    <w:p>
+      <w:pPr>
+        <w:pStyle w:val="dpP"/>
+        <w:ind w:firstLine="720"/>
+        <w:rPr>
+          <w:rFonts w:hint="eastAsia"/>
+        </w:rPr>
+      </w:pPr>
+      <w:r>
+        <w:rPr>
+          <w:rFonts w:hint="eastAsia"/>
+        </w:rPr>
+        <w:t>她们有说有笑地享用着这一顿美味的麦当劳，麦门。吃完以后，她们一点</w:t>
+      </w:r>
+      <w:proofErr w:type="gramStart"/>
+      <w:r>
+        <w:rPr>
+          <w:rFonts w:hint="eastAsia"/>
+        </w:rPr>
+        <w:t>一点</w:t>
+      </w:r>
+      <w:proofErr w:type="gramEnd"/>
+      <w:r>
+        <w:rPr>
+          <w:rFonts w:hint="eastAsia"/>
+        </w:rPr>
+        <w:t xml:space="preserve">地把残留的包装纸和垃圾捡到餐盘上，然后小心翼翼地走到垃圾桶面前，把垃圾顺下去，把餐盘叠好。  </w:t>
+      </w:r>
+    </w:p>
+    <w:p>
+      <w:pPr>
+        <w:pStyle w:val="dpP"/>
+        <w:ind w:firstLine="720"/>
+        <w:rPr>
+          <w:rFonts w:hint="eastAsia"/>
+        </w:rPr>
+      </w:pPr>
+      <w:r>
+        <w:rPr>
+          <w:rFonts w:hint="eastAsia"/>
+        </w:rPr>
+        <w:t xml:space="preserve">今天天气很好，推开那道厚重的玻璃门，天上没有云，天空是蔚蓝的，很纯洁。少女们说说笑笑，推推搡搡，偶尔爆发出一阵笑声，又因为礼貌马上收敛起来。  </w:t>
+      </w:r>
+    </w:p>
+    <w:p>
+      <w:pPr>
+        <w:pStyle w:val="dpP"/>
+        <w:ind w:firstLine="720"/>
+        <w:rPr>
+          <w:rFonts w:hint="eastAsia"/>
+        </w:rPr>
+      </w:pPr>
+      <w:r>
+        <w:rPr>
+          <w:rFonts w:hint="eastAsia"/>
+        </w:rPr>
+        <w:t xml:space="preserve">等红绿灯的时候，一篇带着叶子的风吹过，林依依看着那片黄绿的叶子，在空中飞舞，打转，她血脉喷张，不自觉地感到一股力量。她又看了看一旁的安鲤梨，渐渐放松起来——  </w:t>
+      </w:r>
+    </w:p>
+    <w:p>
+      <w:pPr>
+        <w:pStyle w:val="dpP"/>
+        <w:ind w:firstLine="720"/>
+        <w:rPr>
+          <w:rFonts w:hint="eastAsia"/>
+        </w:rPr>
+      </w:pPr>
+      <w:r>
+        <w:rPr>
+          <w:rFonts w:hint="eastAsia"/>
+        </w:rPr>
+        <w:t xml:space="preserve">那片叶子没有落地，而是随着风飘远了，飘进了云层——  </w:t>
+      </w:r>
+    </w:p>
     <w:sectPr>
-      <w:headerReference w:type="default" r:id="rId14"/>
+      <w:footerReference w:type="default" r:id="rId17"/>
       <w:pgSz w:w="11906" w:h="16838"/>
       <w:pgMar w:top="720" w:right="720" w:bottom="720" w:left="720" w:header="0" w:footer="0" w:gutter="0"/>
       <w:cols w:space="425"/>
@@ -1392,6 +2409,347 @@
 </w:ftr>
 </file>
 
+<file path=word/footer4.xml><?xml version="1.0" encoding="utf-8"?>
+<w:ftr xmlns:wpc="http://schemas.microsoft.com/office/word/2010/wordprocessingCanvas" xmlns:cx="http://schemas.microsoft.com/office/drawing/2014/chartex" xmlns:cx1="http://schemas.microsoft.com/office/drawing/2015/9/8/chartex" xmlns:cx2="http://schemas.microsoft.com/office/drawing/2015/10/21/chartex" xmlns:cx3="http://schemas.microsoft.com/office/drawing/2016/5/9/chartex" xmlns:cx4="http://schemas.microsoft.com/office/drawing/2016/5/10/chartex" xmlns:cx5="http://schemas.microsoft.com/office/drawing/2016/5/11/chartex" xmlns:cx6="http://schemas.microsoft.com/office/drawing/2016/5/12/chartex" xmlns:cx7="http://schemas.microsoft.com/office/drawing/2016/5/13/chartex" xmlns:cx8="http://schemas.microsoft.com/office/drawing/2016/5/14/chartex" xmlns:mc="http://schemas.openxmlformats.org/markup-compatibility/2006" xmlns:aink="http://schemas.microsoft.com/office/drawing/2016/ink" xmlns:am3d="http://schemas.microsoft.com/office/drawing/2017/model3d" xmlns:o="urn:schemas-microsoft-com:office:office" xmlns:oel="http://schemas.microsoft.com/office/2019/extlst" xmlns:r="http://schemas.openxmlformats.org/officeDocument/2006/relationships" xmlns:m="http://schemas.openxmlformats.org/officeDocument/2006/math" xmlns:v="urn:schemas-microsoft-com:vml" xmlns:wp14="http://schemas.microsoft.com/office/word/2010/wordprocessingDrawing" xmlns:wp="http://schemas.openxmlformats.org/drawingml/2006/wordprocessingDrawing" xmlns:w10="urn:schemas-microsoft-com:office:word" xmlns:w="http://schemas.openxmlformats.org/wordprocessingml/2006/main" xmlns:w14="http://schemas.microsoft.com/office/word/2010/wordml" xmlns:w15="http://schemas.microsoft.com/office/word/2012/wordml" xmlns:w16cex="http://schemas.microsoft.com/office/word/2018/wordml/cex" xmlns:w16cid="http://schemas.microsoft.com/office/word/2016/wordml/cid" xmlns:w16="http://schemas.microsoft.com/office/word/2018/wordml" xmlns:w16du="http://schemas.microsoft.com/office/word/2023/wordml/word16du" xmlns:w16sdtdh="http://schemas.microsoft.com/office/word/2020/wordml/sdtdatahash" xmlns:w16sdtfl="http://schemas.microsoft.com/office/word/2024/wordml/sdtformatlock" xmlns:w16se="http://schemas.microsoft.com/office/word/2015/wordml/symex" xmlns:wpg="http://schemas.microsoft.com/office/word/2010/wordprocessingGroup" xmlns:wpi="http://schemas.microsoft.com/office/word/2010/wordprocessingInk" xmlns:wne="http://schemas.microsoft.com/office/word/2006/wordml" xmlns:wps="http://schemas.microsoft.com/office/word/2010/wordprocessingShape" mc:Ignorable="w14 w15 w16se w16cid w16 w16cex w16sdtdh w16sdtfl w16du wp14">
+  <w:p>
+    <w:pPr>
+      <w:pStyle w:val="af1"/>
+      <w:jc w:val="right"/>
+      <w:rPr>
+        <w:rFonts w:hint="eastAsia"/>
+        <w:sz w:val="32"/>
+        <w:szCs w:val="32"/>
+      </w:rPr>
+    </w:pPr>
+    <w:r>
+      <w:rPr>
+        <w:b/>
+        <w:bCs/>
+        <w:sz w:val="32"/>
+        <w:szCs w:val="32"/>
+      </w:rPr>
+      <w:fldChar w:fldCharType="begin"/>
+    </w:r>
+    <w:r>
+      <w:rPr>
+        <w:b/>
+        <w:bCs/>
+        <w:sz w:val="32"/>
+        <w:szCs w:val="32"/>
+      </w:rPr>
+      <w:instrText>PAGE  \* Arabic  \* MERGEFORMAT</w:instrText>
+    </w:r>
+    <w:r>
+      <w:rPr>
+        <w:b/>
+        <w:bCs/>
+        <w:sz w:val="32"/>
+        <w:szCs w:val="32"/>
+      </w:rPr>
+      <w:fldChar w:fldCharType="separate"/>
+    </w:r>
+    <w:r>
+      <w:rPr>
+        <w:b/>
+        <w:bCs/>
+        <w:sz w:val="32"/>
+        <w:szCs w:val="32"/>
+        <w:lang w:val="zh-CN"/>
+      </w:rPr>
+      <w:t>1</w:t>
+    </w:r>
+    <w:r>
+      <w:rPr>
+        <w:b/>
+        <w:bCs/>
+        <w:sz w:val="32"/>
+        <w:szCs w:val="32"/>
+      </w:rPr>
+      <w:fldChar w:fldCharType="end"/>
+    </w:r>
+    <w:r>
+      <w:rPr>
+        <w:rFonts w:hint="eastAsia"/>
+        <w:b/>
+        <w:bCs/>
+        <w:sz w:val="32"/>
+        <w:szCs w:val="32"/>
+      </w:rPr>
+      <w:t xml:space="preserve"> </w:t>
+    </w:r>
+    <w:r>
+      <w:rPr>
+        <w:sz w:val="32"/>
+        <w:szCs w:val="32"/>
+        <w:lang w:val="zh-CN"/>
+      </w:rPr>
+      <w:t>/</w:t>
+    </w:r>
+    <w:r>
+      <w:rPr>
+        <w:rFonts w:hint="eastAsia"/>
+        <w:sz w:val="32"/>
+        <w:szCs w:val="32"/>
+        <w:lang w:val="zh-CN"/>
+      </w:rPr>
+      <w:t xml:space="preserve"> </w:t>
+    </w:r>
+    <w:r>
+      <w:rPr>
+        <w:b/>
+        <w:bCs/>
+        <w:sz w:val="32"/>
+        <w:szCs w:val="32"/>
+      </w:rPr>
+      <w:fldChar w:fldCharType="begin"/>
+    </w:r>
+    <w:r>
+      <w:rPr>
+        <w:b/>
+        <w:bCs/>
+        <w:sz w:val="32"/>
+        <w:szCs w:val="32"/>
+      </w:rPr>
+      <w:instrText>NUMPAGES  \* Arabic  \* MERGEFORMAT</w:instrText>
+    </w:r>
+    <w:r>
+      <w:rPr>
+        <w:b/>
+        <w:bCs/>
+        <w:sz w:val="32"/>
+        <w:szCs w:val="32"/>
+      </w:rPr>
+      <w:fldChar w:fldCharType="separate"/>
+    </w:r>
+    <w:r>
+      <w:rPr>
+        <w:b/>
+        <w:bCs/>
+        <w:sz w:val="32"/>
+        <w:szCs w:val="32"/>
+        <w:lang w:val="zh-CN"/>
+      </w:rPr>
+      <w:t>2</w:t>
+    </w:r>
+    <w:r>
+      <w:rPr>
+        <w:b/>
+        <w:bCs/>
+        <w:sz w:val="32"/>
+        <w:szCs w:val="32"/>
+      </w:rPr>
+      <w:fldChar w:fldCharType="end"/>
+    </w:r>
+  </w:p>
+</w:ftr>
+</file>
+
+<file path=word/footer5.xml><?xml version="1.0" encoding="utf-8"?>
+<w:ftr xmlns:wpc="http://schemas.microsoft.com/office/word/2010/wordprocessingCanvas" xmlns:cx="http://schemas.microsoft.com/office/drawing/2014/chartex" xmlns:cx1="http://schemas.microsoft.com/office/drawing/2015/9/8/chartex" xmlns:cx2="http://schemas.microsoft.com/office/drawing/2015/10/21/chartex" xmlns:cx3="http://schemas.microsoft.com/office/drawing/2016/5/9/chartex" xmlns:cx4="http://schemas.microsoft.com/office/drawing/2016/5/10/chartex" xmlns:cx5="http://schemas.microsoft.com/office/drawing/2016/5/11/chartex" xmlns:cx6="http://schemas.microsoft.com/office/drawing/2016/5/12/chartex" xmlns:cx7="http://schemas.microsoft.com/office/drawing/2016/5/13/chartex" xmlns:cx8="http://schemas.microsoft.com/office/drawing/2016/5/14/chartex" xmlns:mc="http://schemas.openxmlformats.org/markup-compatibility/2006" xmlns:aink="http://schemas.microsoft.com/office/drawing/2016/ink" xmlns:am3d="http://schemas.microsoft.com/office/drawing/2017/model3d" xmlns:o="urn:schemas-microsoft-com:office:office" xmlns:oel="http://schemas.microsoft.com/office/2019/extlst" xmlns:r="http://schemas.openxmlformats.org/officeDocument/2006/relationships" xmlns:m="http://schemas.openxmlformats.org/officeDocument/2006/math" xmlns:v="urn:schemas-microsoft-com:vml" xmlns:wp14="http://schemas.microsoft.com/office/word/2010/wordprocessingDrawing" xmlns:wp="http://schemas.openxmlformats.org/drawingml/2006/wordprocessingDrawing" xmlns:w10="urn:schemas-microsoft-com:office:word" xmlns:w="http://schemas.openxmlformats.org/wordprocessingml/2006/main" xmlns:w14="http://schemas.microsoft.com/office/word/2010/wordml" xmlns:w15="http://schemas.microsoft.com/office/word/2012/wordml" xmlns:w16cex="http://schemas.microsoft.com/office/word/2018/wordml/cex" xmlns:w16cid="http://schemas.microsoft.com/office/word/2016/wordml/cid" xmlns:w16="http://schemas.microsoft.com/office/word/2018/wordml" xmlns:w16du="http://schemas.microsoft.com/office/word/2023/wordml/word16du" xmlns:w16sdtdh="http://schemas.microsoft.com/office/word/2020/wordml/sdtdatahash" xmlns:w16sdtfl="http://schemas.microsoft.com/office/word/2024/wordml/sdtformatlock" xmlns:w16se="http://schemas.microsoft.com/office/word/2015/wordml/symex" xmlns:wpg="http://schemas.microsoft.com/office/word/2010/wordprocessingGroup" xmlns:wpi="http://schemas.microsoft.com/office/word/2010/wordprocessingInk" xmlns:wne="http://schemas.microsoft.com/office/word/2006/wordml" xmlns:wps="http://schemas.microsoft.com/office/word/2010/wordprocessingShape" mc:Ignorable="w14 w15 w16se w16cid w16 w16cex w16sdtdh w16sdtfl w16du wp14">
+  <w:p>
+    <w:pPr>
+      <w:pStyle w:val="af1"/>
+      <w:jc w:val="right"/>
+      <w:rPr>
+        <w:rFonts w:hint="eastAsia"/>
+        <w:sz w:val="32"/>
+        <w:szCs w:val="32"/>
+      </w:rPr>
+    </w:pPr>
+    <w:r>
+      <w:rPr>
+        <w:rFonts w:hint="eastAsia"/>
+        <w:b/>
+        <w:bCs/>
+        <w:sz w:val="32"/>
+        <w:szCs w:val="32"/>
+      </w:rPr>
+      <w:t xml:space="preserve">  </w:t>
+    </w:r>
+    <w:r>
+      <w:rPr>
+        <w:rFonts w:hint="eastAsia"/>
+        <w:b/>
+        <w:bCs/>
+        <w:sz w:val="32"/>
+        <w:szCs w:val="32"/>
+      </w:rPr>
+      <w:fldChar w:fldCharType="begin"/>
+    </w:r>
+    <w:r>
+      <w:rPr>
+        <w:rFonts w:hint="eastAsia"/>
+        <w:b/>
+        <w:bCs/>
+        <w:sz w:val="32"/>
+        <w:szCs w:val="32"/>
+      </w:rPr>
+      <w:instrText xml:space="preserve"> STYLEREF  dpBit  \* MERGEFORMAT </w:instrText>
+    </w:r>
+    <w:r>
+      <w:rPr>
+        <w:rFonts w:hint="eastAsia"/>
+        <w:b/>
+        <w:bCs/>
+        <w:sz w:val="32"/>
+        <w:szCs w:val="32"/>
+      </w:rPr>
+      <w:fldChar w:fldCharType="separate"/>
+    </w:r>
+    <w:r>
+      <w:rPr>
+        <w:rFonts w:hint="eastAsia"/>
+        <w:b/>
+        <w:bCs/>
+        <w:noProof/>
+        <w:sz w:val="32"/>
+        <w:szCs w:val="32"/>
+      </w:rPr>
+      <w:t>第01节 -&gt; 天真无邪</w:t>
+    </w:r>
+    <w:r>
+      <w:rPr>
+        <w:rFonts w:hint="eastAsia"/>
+        <w:b/>
+        <w:bCs/>
+        <w:sz w:val="32"/>
+        <w:szCs w:val="32"/>
+      </w:rPr>
+      <w:fldChar w:fldCharType="end"/>
+    </w:r>
+    <w:r>
+      <w:rPr>
+        <w:rFonts w:hint="eastAsia"/>
+        <w:b/>
+        <w:bCs/>
+        <w:sz w:val="32"/>
+        <w:szCs w:val="32"/>
+      </w:rPr>
+      <w:t xml:space="preserve">  </w:t>
+    </w:r>
+    <w:r>
+      <w:rPr>
+        <w:b/>
+        <w:bCs/>
+        <w:sz w:val="32"/>
+        <w:szCs w:val="32"/>
+      </w:rPr>
+      <w:fldChar w:fldCharType="begin"/>
+    </w:r>
+    <w:r>
+      <w:rPr>
+        <w:b/>
+        <w:bCs/>
+        <w:sz w:val="32"/>
+        <w:szCs w:val="32"/>
+      </w:rPr>
+      <w:instrText>PAGE  \* Arabic  \* MERGEFORMAT</w:instrText>
+    </w:r>
+    <w:r>
+      <w:rPr>
+        <w:b/>
+        <w:bCs/>
+        <w:sz w:val="32"/>
+        <w:szCs w:val="32"/>
+      </w:rPr>
+      <w:fldChar w:fldCharType="separate"/>
+    </w:r>
+    <w:r>
+      <w:rPr>
+        <w:b/>
+        <w:bCs/>
+        <w:sz w:val="32"/>
+        <w:szCs w:val="32"/>
+        <w:lang w:val="zh-CN"/>
+      </w:rPr>
+      <w:t>1</w:t>
+    </w:r>
+    <w:r>
+      <w:rPr>
+        <w:b/>
+        <w:bCs/>
+        <w:sz w:val="32"/>
+        <w:szCs w:val="32"/>
+      </w:rPr>
+      <w:fldChar w:fldCharType="end"/>
+    </w:r>
+    <w:r>
+      <w:rPr>
+        <w:rFonts w:hint="eastAsia"/>
+        <w:b/>
+        <w:bCs/>
+        <w:sz w:val="32"/>
+        <w:szCs w:val="32"/>
+      </w:rPr>
+      <w:t xml:space="preserve"> </w:t>
+    </w:r>
+    <w:r>
+      <w:rPr>
+        <w:sz w:val="32"/>
+        <w:szCs w:val="32"/>
+        <w:lang w:val="zh-CN"/>
+      </w:rPr>
+      <w:t>/</w:t>
+    </w:r>
+    <w:r>
+      <w:rPr>
+        <w:rFonts w:hint="eastAsia"/>
+        <w:sz w:val="32"/>
+        <w:szCs w:val="32"/>
+        <w:lang w:val="zh-CN"/>
+      </w:rPr>
+      <w:t xml:space="preserve"> </w:t>
+    </w:r>
+    <w:r>
+      <w:rPr>
+        <w:b/>
+        <w:bCs/>
+        <w:sz w:val="32"/>
+        <w:szCs w:val="32"/>
+      </w:rPr>
+      <w:fldChar w:fldCharType="begin"/>
+    </w:r>
+    <w:r>
+      <w:rPr>
+        <w:b/>
+        <w:bCs/>
+        <w:sz w:val="32"/>
+        <w:szCs w:val="32"/>
+      </w:rPr>
+      <w:instrText>NUMPAGES  \* Arabic  \* MERGEFORMAT</w:instrText>
+    </w:r>
+    <w:r>
+      <w:rPr>
+        <w:b/>
+        <w:bCs/>
+        <w:sz w:val="32"/>
+        <w:szCs w:val="32"/>
+      </w:rPr>
+      <w:fldChar w:fldCharType="separate"/>
+    </w:r>
+    <w:r>
+      <w:rPr>
+        <w:b/>
+        <w:bCs/>
+        <w:sz w:val="32"/>
+        <w:szCs w:val="32"/>
+        <w:lang w:val="zh-CN"/>
+      </w:rPr>
+      <w:t>2</w:t>
+    </w:r>
+    <w:r>
+      <w:rPr>
+        <w:b/>
+        <w:bCs/>
+        <w:sz w:val="32"/>
+        <w:szCs w:val="32"/>
+      </w:rPr>
+      <w:fldChar w:fldCharType="end"/>
+    </w:r>
+  </w:p>
+</w:ftr>
+</file>
+
 <file path=word/footnotes.xml><?xml version="1.0" encoding="utf-8"?>
 <w:footnotes xmlns:wpc="http://schemas.microsoft.com/office/word/2010/wordprocessingCanvas" xmlns:cx="http://schemas.microsoft.com/office/drawing/2014/chartex" xmlns:cx1="http://schemas.microsoft.com/office/drawing/2015/9/8/chartex" xmlns:cx2="http://schemas.microsoft.com/office/drawing/2015/10/21/chartex" xmlns:cx3="http://schemas.microsoft.com/office/drawing/2016/5/9/chartex" xmlns:cx4="http://schemas.microsoft.com/office/drawing/2016/5/10/chartex" xmlns:cx5="http://schemas.microsoft.com/office/drawing/2016/5/11/chartex" xmlns:cx6="http://schemas.microsoft.com/office/drawing/2016/5/12/chartex" xmlns:cx7="http://schemas.microsoft.com/office/drawing/2016/5/13/chartex" xmlns:cx8="http://schemas.microsoft.com/office/drawing/2016/5/14/chartex" xmlns:mc="http://schemas.openxmlformats.org/markup-compatibility/2006" xmlns:aink="http://schemas.microsoft.com/office/drawing/2016/ink" xmlns:am3d="http://schemas.microsoft.com/office/drawing/2017/model3d" xmlns:o="urn:schemas-microsoft-com:office:office" xmlns:oel="http://schemas.microsoft.com/office/2019/extlst" xmlns:r="http://schemas.openxmlformats.org/officeDocument/2006/relationships" xmlns:m="http://schemas.openxmlformats.org/officeDocument/2006/math" xmlns:v="urn:schemas-microsoft-com:vml" xmlns:wp14="http://schemas.microsoft.com/office/word/2010/wordprocessingDrawing" xmlns:wp="http://schemas.openxmlformats.org/drawingml/2006/wordprocessingDrawing" xmlns:w10="urn:schemas-microsoft-com:office:word" xmlns:w="http://schemas.openxmlformats.org/wordprocessingml/2006/main" xmlns:w14="http://schemas.microsoft.com/office/word/2010/wordml" xmlns:w15="http://schemas.microsoft.com/office/word/2012/wordml" xmlns:w16cex="http://schemas.microsoft.com/office/word/2018/wordml/cex" xmlns:w16cid="http://schemas.microsoft.com/office/word/2016/wordml/cid" xmlns:w16="http://schemas.microsoft.com/office/word/2018/wordml" xmlns:w16du="http://schemas.microsoft.com/office/word/2023/wordml/word16du" xmlns:w16sdtdh="http://schemas.microsoft.com/office/word/2020/wordml/sdtdatahash" xmlns:w16sdtfl="http://schemas.microsoft.com/office/word/2024/wordml/sdtformatlock" xmlns:w16se="http://schemas.microsoft.com/office/word/2015/wordml/symex" xmlns:wpg="http://schemas.microsoft.com/office/word/2010/wordprocessingGroup" xmlns:wpi="http://schemas.microsoft.com/office/word/2010/wordprocessingInk" xmlns:wne="http://schemas.microsoft.com/office/word/2006/wordml" xmlns:wps="http://schemas.microsoft.com/office/word/2010/wordprocessingShape" mc:Ignorable="w14 w15 w16se w16cid w16 w16cex w16sdtdh w16sdtfl w16du wp14">
   <w:footnote w:type="separator" w:id="-1">
@@ -1617,6 +2975,103 @@
     </w:r>
   </w:p>
 </w:hdr>
+</file>
+
+<file path=word/numbering.xml><?xml version="1.0" encoding="utf-8"?>
+<w:numbering xmlns:wpc="http://schemas.microsoft.com/office/word/2010/wordprocessingCanvas" xmlns:cx="http://schemas.microsoft.com/office/drawing/2014/chartex" xmlns:cx1="http://schemas.microsoft.com/office/drawing/2015/9/8/chartex" xmlns:cx2="http://schemas.microsoft.com/office/drawing/2015/10/21/chartex" xmlns:cx3="http://schemas.microsoft.com/office/drawing/2016/5/9/chartex" xmlns:cx4="http://schemas.microsoft.com/office/drawing/2016/5/10/chartex" xmlns:cx5="http://schemas.microsoft.com/office/drawing/2016/5/11/chartex" xmlns:cx6="http://schemas.microsoft.com/office/drawing/2016/5/12/chartex" xmlns:cx7="http://schemas.microsoft.com/office/drawing/2016/5/13/chartex" xmlns:cx8="http://schemas.microsoft.com/office/drawing/2016/5/14/chartex" xmlns:mc="http://schemas.openxmlformats.org/markup-compatibility/2006" xmlns:aink="http://schemas.microsoft.com/office/drawing/2016/ink" xmlns:am3d="http://schemas.microsoft.com/office/drawing/2017/model3d" xmlns:o="urn:schemas-microsoft-com:office:office" xmlns:oel="http://schemas.microsoft.com/office/2019/extlst" xmlns:r="http://schemas.openxmlformats.org/officeDocument/2006/relationships" xmlns:m="http://schemas.openxmlformats.org/officeDocument/2006/math" xmlns:v="urn:schemas-microsoft-com:vml" xmlns:wp14="http://schemas.microsoft.com/office/word/2010/wordprocessingDrawing" xmlns:wp="http://schemas.openxmlformats.org/drawingml/2006/wordprocessingDrawing" xmlns:w10="urn:schemas-microsoft-com:office:word" xmlns:w="http://schemas.openxmlformats.org/wordprocessingml/2006/main" xmlns:w14="http://schemas.microsoft.com/office/word/2010/wordml" xmlns:w15="http://schemas.microsoft.com/office/word/2012/wordml" xmlns:w16cex="http://schemas.microsoft.com/office/word/2018/wordml/cex" xmlns:w16cid="http://schemas.microsoft.com/office/word/2016/wordml/cid" xmlns:w16="http://schemas.microsoft.com/office/word/2018/wordml" xmlns:w16du="http://schemas.microsoft.com/office/word/2023/wordml/word16du" xmlns:w16sdtdh="http://schemas.microsoft.com/office/word/2020/wordml/sdtdatahash" xmlns:w16sdtfl="http://schemas.microsoft.com/office/word/2024/wordml/sdtformatlock" xmlns:w16se="http://schemas.microsoft.com/office/word/2015/wordml/symex" xmlns:wpg="http://schemas.microsoft.com/office/word/2010/wordprocessingGroup" xmlns:wpi="http://schemas.microsoft.com/office/word/2010/wordprocessingInk" xmlns:wne="http://schemas.microsoft.com/office/word/2006/wordml" xmlns:wps="http://schemas.microsoft.com/office/word/2010/wordprocessingShape" mc:Ignorable="w14 w15 w16se w16cid w16 w16cex w16sdtdh w16sdtfl w16du wp14">
+  <w:abstractNum w:abstractNumId="0" w15:restartNumberingAfterBreak="0">
+    <w:nsid w:val="441A62E1"/>
+    <w:multiLevelType w:val="hybridMultilevel"/>
+    <w:tmpl w:val="25F69348"/>
+    <w:lvl w:ilvl="0" w:tplc="16760AA8">
+      <w:start w:val="1"/>
+      <w:numFmt w:val="japaneseCounting"/>
+      <w:lvlText w:val="第%1章"/>
+      <w:lvlJc w:val="left"/>
+      <w:pPr>
+        <w:ind w:left="2565" w:hanging="2565"/>
+      </w:pPr>
+      <w:rPr>
+        <w:rFonts w:hint="default"/>
+      </w:rPr>
+    </w:lvl>
+    <w:lvl w:ilvl="1" w:tplc="04090019" w:tentative="1">
+      <w:start w:val="1"/>
+      <w:numFmt w:val="lowerLetter"/>
+      <w:lvlText w:val="%2)"/>
+      <w:lvlJc w:val="left"/>
+      <w:pPr>
+        <w:ind w:left="880" w:hanging="440"/>
+      </w:pPr>
+    </w:lvl>
+    <w:lvl w:ilvl="2" w:tplc="0409001B" w:tentative="1">
+      <w:start w:val="1"/>
+      <w:numFmt w:val="lowerRoman"/>
+      <w:lvlText w:val="%3."/>
+      <w:lvlJc w:val="right"/>
+      <w:pPr>
+        <w:ind w:left="1320" w:hanging="440"/>
+      </w:pPr>
+    </w:lvl>
+    <w:lvl w:ilvl="3" w:tplc="0409000F" w:tentative="1">
+      <w:start w:val="1"/>
+      <w:numFmt w:val="decimal"/>
+      <w:lvlText w:val="%4."/>
+      <w:lvlJc w:val="left"/>
+      <w:pPr>
+        <w:ind w:left="1760" w:hanging="440"/>
+      </w:pPr>
+    </w:lvl>
+    <w:lvl w:ilvl="4" w:tplc="04090019" w:tentative="1">
+      <w:start w:val="1"/>
+      <w:numFmt w:val="lowerLetter"/>
+      <w:lvlText w:val="%5)"/>
+      <w:lvlJc w:val="left"/>
+      <w:pPr>
+        <w:ind w:left="2200" w:hanging="440"/>
+      </w:pPr>
+    </w:lvl>
+    <w:lvl w:ilvl="5" w:tplc="0409001B" w:tentative="1">
+      <w:start w:val="1"/>
+      <w:numFmt w:val="lowerRoman"/>
+      <w:lvlText w:val="%6."/>
+      <w:lvlJc w:val="right"/>
+      <w:pPr>
+        <w:ind w:left="2640" w:hanging="440"/>
+      </w:pPr>
+    </w:lvl>
+    <w:lvl w:ilvl="6" w:tplc="0409000F" w:tentative="1">
+      <w:start w:val="1"/>
+      <w:numFmt w:val="decimal"/>
+      <w:lvlText w:val="%7."/>
+      <w:lvlJc w:val="left"/>
+      <w:pPr>
+        <w:ind w:left="3080" w:hanging="440"/>
+      </w:pPr>
+    </w:lvl>
+    <w:lvl w:ilvl="7" w:tplc="04090019" w:tentative="1">
+      <w:start w:val="1"/>
+      <w:numFmt w:val="lowerLetter"/>
+      <w:lvlText w:val="%8)"/>
+      <w:lvlJc w:val="left"/>
+      <w:pPr>
+        <w:ind w:left="3520" w:hanging="440"/>
+      </w:pPr>
+    </w:lvl>
+    <w:lvl w:ilvl="8" w:tplc="0409001B" w:tentative="1">
+      <w:start w:val="1"/>
+      <w:numFmt w:val="lowerRoman"/>
+      <w:lvlText w:val="%9."/>
+      <w:lvlJc w:val="right"/>
+      <w:pPr>
+        <w:ind w:left="3960" w:hanging="440"/>
+      </w:pPr>
+    </w:lvl>
+  </w:abstractNum>
+  <w:num w:numId="1" w16cid:durableId="1712457638">
+    <w:abstractNumId w:val="0"/>
+  </w:num>
+</w:numbering>
 </file>
 
 <file path=word/styles.xml><?xml version="1.0" encoding="utf-8"?>
@@ -2705,6 +4160,7 @@
   <w:style w:type="paragraph" w:customStyle="1" w:styleId="dpCpt">
     <w:name w:val="dpCpt"/>
     <w:basedOn w:val="dpBT"/>
+    <w:next w:val="dpP"/>
     <w:link w:val="dpCpt0"/>
     <w:qFormat/>
     <w:rsid w:val="00972C0F"/>
@@ -2876,6 +4332,32 @@
     <w:rPr>
       <w:sz w:val="18"/>
       <w:szCs w:val="18"/>
+    </w:rPr>
+  </w:style>
+  <w:style w:type="paragraph" w:customStyle="1" w:styleId="dpBit">
+    <w:name w:val="dpBit"/>
+    <w:basedOn w:val="dpCpt"/>
+    <w:next w:val="dpP"/>
+    <w:link w:val="dpBit0"/>
+    <w:qFormat/>
+    <w:rsid w:val="002358A1"/>
+    <w:pPr>
+      <w:spacing w:line="640" w:lineRule="exact"/>
+    </w:pPr>
+    <w:rPr>
+      <w:b w:val="0"/>
+      <w:sz w:val="48"/>
+    </w:rPr>
+  </w:style>
+  <w:style w:type="character" w:customStyle="1" w:styleId="dpBit0">
+    <w:name w:val="dpBit 字符"/>
+    <w:basedOn w:val="dpCpt0"/>
+    <w:link w:val="dpBit"/>
+    <w:rsid w:val="002358A1"/>
+    <w:rPr>
+      <w:b w:val="0"/>
+      <w:color w:val="000000" w:themeColor="text1"/>
+      <w:sz w:val="48"/>
     </w:rPr>
   </w:style>
 </w:styles>
